--- a/swh/docx/021.content.docx
+++ b/swh/docx/021.content.docx
@@ -213,7 +213,6 @@
       </w:r>
       <w:r>
         <w:rPr>
-          <w:b/>
           <w:lang w:val="sw_KE" w:bidi="sw_KE"/>
         </w:rPr>
         <w:t>kuwaongoza</w:t>
@@ -251,18 +250,12 @@
         </w:rPr>
         <w:t xml:space="preserve">Kuna majina mengine ya Mungu katika Biblia, kama "Mungu aliye juu zaidi," au "Mungu wa majeshi ya mbinguni," lakini watu wanaposikia jina hili la Mungu, Yahweh, wanafikiria hasa </w:t>
       </w:r>
-      <w:hyperlink r:id="rId13">
-        <w:r>
-          <w:rPr>
-            <w:lang w:val="sw_KE" w:bidi="sw_KE"/>
-          </w:rPr>
-          <w:rPr>
-            <w:color w:val="0000EE"/>
-            <w:u w:val="single"/>
-          </w:rPr>
-          <w:t>agano</w:t>
-        </w:r>
-      </w:hyperlink>
+      <w:r>
+        <w:rPr>
+          <w:lang w:val="sw_KE" w:bidi="sw_KE"/>
+        </w:rPr>
+        <w:t>agano</w:t>
+      </w:r>
       <w:r>
         <w:rPr>
           <w:lang w:val="sw_KE" w:bidi="sw_KE"/>
@@ -279,7 +272,6 @@
       </w:r>
       <w:r>
         <w:rPr>
-          <w:b/>
           <w:lang w:val="sw_KE" w:bidi="sw_KE"/>
         </w:rPr>
         <w:t>Wayahudi</w:t>
@@ -290,36 +282,24 @@
         </w:rPr>
         <w:t xml:space="preserve"> walikuwa waangalifu sana kutamka jina hili la Mungu. Mungu alikuwa </w:t>
       </w:r>
-      <w:hyperlink r:id="rId14">
-        <w:r>
-          <w:rPr>
-            <w:lang w:val="sw_KE" w:bidi="sw_KE"/>
-          </w:rPr>
-          <w:rPr>
-            <w:color w:val="0000EE"/>
-            <w:u w:val="single"/>
-          </w:rPr>
-          <w:t>mtakatifu</w:t>
-        </w:r>
-      </w:hyperlink>
+      <w:r>
+        <w:rPr>
+          <w:lang w:val="sw_KE" w:bidi="sw_KE"/>
+        </w:rPr>
+        <w:t>mtakatifu</w:t>
+      </w:r>
       <w:r>
         <w:rPr>
           <w:lang w:val="sw_KE" w:bidi="sw_KE"/>
         </w:rPr>
         <w:t xml:space="preserve">, na kwa hivyo jina lake lilikuwa takatifu. Hawakutaka kumkosea Mungu kwa kutumia jina lake kwa kawaida. Baada ya muda, Wayahudi walitumia jina la Mungu chini kwa sababu waliogopa kumkosea Mungu. Kwa hivyo, Wayahudi walipokuwa wakisoma kutoka kwa Maandiko ya, vitabu vya Biblia ambavyo sasa tunaiita Agano la kale, hawakutamka neno Yahweh. Badala yake, kila wakati walipoona neno Yahweh, walisema neno linalomaanisha mkuu, au </w:t>
       </w:r>
-      <w:hyperlink r:id="rId15">
-        <w:r>
-          <w:rPr>
-            <w:lang w:val="sw_KE" w:bidi="sw_KE"/>
-          </w:rPr>
-          <w:rPr>
-            <w:color w:val="0000EE"/>
-            <w:u w:val="single"/>
-          </w:rPr>
-          <w:t>bwana</w:t>
-        </w:r>
-      </w:hyperlink>
+      <w:r>
+        <w:rPr>
+          <w:lang w:val="sw_KE" w:bidi="sw_KE"/>
+        </w:rPr>
+        <w:t>bwana</w:t>
+      </w:r>
       <w:r>
         <w:rPr>
           <w:lang w:val="sw_KE" w:bidi="sw_KE"/>
@@ -460,7 +440,6 @@
       </w:r>
       <w:r>
         <w:rPr>
-          <w:b/>
           <w:lang w:val="sw_KE" w:bidi="sw_KE"/>
         </w:rPr>
         <w:t>wanafunzi</w:t>
@@ -471,18 +450,12 @@
         </w:rPr>
         <w:t xml:space="preserve"> wa Yesu aliitwa Yakobo. Yakobo alikuwa na ndugu anayeitwa </w:t>
       </w:r>
-      <w:hyperlink r:id="rId16">
-        <w:r>
-          <w:rPr>
-            <w:lang w:val="sw_KE" w:bidi="sw_KE"/>
-          </w:rPr>
-          <w:rPr>
-            <w:color w:val="0000EE"/>
-            <w:u w:val="single"/>
-          </w:rPr>
-          <w:t>Yohana</w:t>
-        </w:r>
-      </w:hyperlink>
+      <w:r>
+        <w:rPr>
+          <w:lang w:val="sw_KE" w:bidi="sw_KE"/>
+        </w:rPr>
+        <w:t>Yohana</w:t>
+      </w:r>
       <w:r>
         <w:rPr>
           <w:lang w:val="sw_KE" w:bidi="sw_KE"/>
@@ -545,18 +518,12 @@
         </w:rPr>
         <w:t xml:space="preserve">Yakobo mwingine ni ndugu wa Yesu-mwana wa mama ya Yesu Mariamu na mume wake </w:t>
       </w:r>
-      <w:hyperlink r:id="rId17">
-        <w:r>
-          <w:rPr>
-            <w:lang w:val="sw_KE" w:bidi="sw_KE"/>
-          </w:rPr>
-          <w:rPr>
-            <w:color w:val="0000EE"/>
-            <w:u w:val="single"/>
-          </w:rPr>
-          <w:t>Yosefu</w:t>
-        </w:r>
-      </w:hyperlink>
+      <w:r>
+        <w:rPr>
+          <w:lang w:val="sw_KE" w:bidi="sw_KE"/>
+        </w:rPr>
+        <w:t>Yosefu</w:t>
+      </w:r>
       <w:r>
         <w:rPr>
           <w:lang w:val="sw_KE" w:bidi="sw_KE"/>
@@ -565,7 +532,6 @@
       </w:r>
       <w:r>
         <w:rPr>
-          <w:b/>
           <w:lang w:val="sw_KE" w:bidi="sw_KE"/>
         </w:rPr>
         <w:t>Mungu</w:t>
@@ -576,18 +542,12 @@
         </w:rPr>
         <w:t xml:space="preserve"> alimtuma Yesu. Lakini baada ya Yesu kufufuka kutoka kwa wafu, Yakobo alianza kuamini katika Yesu. Yakobo akawa kiongozi muhimu katika kanisa la </w:t>
       </w:r>
-      <w:hyperlink r:id="rId18">
-        <w:r>
-          <w:rPr>
-            <w:lang w:val="sw_KE" w:bidi="sw_KE"/>
-          </w:rPr>
-          <w:rPr>
-            <w:color w:val="0000EE"/>
-            <w:u w:val="single"/>
-          </w:rPr>
-          <w:t>mapema</w:t>
-        </w:r>
-      </w:hyperlink>
+      <w:r>
+        <w:rPr>
+          <w:lang w:val="sw_KE" w:bidi="sw_KE"/>
+        </w:rPr>
+        <w:t>mapema</w:t>
+      </w:r>
       <w:r>
         <w:rPr>
           <w:lang w:val="sw_KE" w:bidi="sw_KE"/>
@@ -651,7 +611,6 @@
       </w:r>
       <w:r>
         <w:rPr>
-          <w:b/>
           <w:lang w:val="sw_KE" w:bidi="sw_KE"/>
         </w:rPr>
         <w:t>Wayahudi</w:t>
@@ -662,18 +621,12 @@
         </w:rPr>
         <w:t xml:space="preserve">. Hekalu la Mungu, ambapo Wayahudi </w:t>
       </w:r>
-      <w:hyperlink r:id="rId19">
-        <w:r>
-          <w:rPr>
-            <w:lang w:val="sw_KE" w:bidi="sw_KE"/>
-          </w:rPr>
-          <w:rPr>
-            <w:color w:val="0000EE"/>
-            <w:u w:val="single"/>
-          </w:rPr>
-          <w:t>walimwabudu</w:t>
-        </w:r>
-      </w:hyperlink>
+      <w:r>
+        <w:rPr>
+          <w:lang w:val="sw_KE" w:bidi="sw_KE"/>
+        </w:rPr>
+        <w:t>walimwabudu</w:t>
+      </w:r>
       <w:r>
         <w:rPr>
           <w:lang w:val="sw_KE" w:bidi="sw_KE"/>
@@ -682,7 +635,6 @@
       </w:r>
       <w:r>
         <w:rPr>
-          <w:b/>
           <w:lang w:val="sw_KE" w:bidi="sw_KE"/>
         </w:rPr>
         <w:t>katika</w:t>
@@ -693,18 +645,12 @@
         </w:rPr>
         <w:t xml:space="preserve"> Yerusalemu. Wayahudi walisafiri kwenda Yerusalemu mara kadhaa kwa mwaka ili kusherehekea sherehe muhimu katika hekalu. Mahakama ya kidini ya Kiyahudi, </w:t>
       </w:r>
-      <w:hyperlink r:id="rId20">
-        <w:r>
-          <w:rPr>
-            <w:lang w:val="sw_KE" w:bidi="sw_KE"/>
-          </w:rPr>
-          <w:rPr>
-            <w:color w:val="0000EE"/>
-            <w:u w:val="single"/>
-          </w:rPr>
-          <w:t>Sanhedrini</w:t>
-        </w:r>
-      </w:hyperlink>
+      <w:r>
+        <w:rPr>
+          <w:lang w:val="sw_KE" w:bidi="sw_KE"/>
+        </w:rPr>
+        <w:t>Sanhedrini</w:t>
+      </w:r>
       <w:r>
         <w:rPr>
           <w:lang w:val="sw_KE" w:bidi="sw_KE"/>
@@ -725,36 +671,24 @@
         </w:rPr>
         <w:t xml:space="preserve">Karibu miaka elfu moja kabla ya Yesu kuzaliwa, mfalme </w:t>
       </w:r>
-      <w:hyperlink r:id="rId21">
-        <w:r>
-          <w:rPr>
-            <w:lang w:val="sw_KE" w:bidi="sw_KE"/>
-          </w:rPr>
-          <w:rPr>
-            <w:color w:val="0000EE"/>
-            <w:u w:val="single"/>
-          </w:rPr>
-          <w:t>Daudi</w:t>
-        </w:r>
-      </w:hyperlink>
+      <w:r>
+        <w:rPr>
+          <w:lang w:val="sw_KE" w:bidi="sw_KE"/>
+        </w:rPr>
+        <w:t>Daudi</w:t>
+      </w:r>
       <w:r>
         <w:rPr>
           <w:lang w:val="sw_KE" w:bidi="sw_KE"/>
         </w:rPr>
         <w:t xml:space="preserve"> alianzisha mji wa Yerusalemu kama mji mkuu wa </w:t>
       </w:r>
-      <w:hyperlink r:id="rId22">
-        <w:r>
-          <w:rPr>
-            <w:lang w:val="sw_KE" w:bidi="sw_KE"/>
-          </w:rPr>
-          <w:rPr>
-            <w:color w:val="0000EE"/>
-            <w:u w:val="single"/>
-          </w:rPr>
-          <w:t>Israeli</w:t>
-        </w:r>
-      </w:hyperlink>
+      <w:r>
+        <w:rPr>
+          <w:lang w:val="sw_KE" w:bidi="sw_KE"/>
+        </w:rPr>
+        <w:t>Israeli</w:t>
+      </w:r>
       <w:r>
         <w:rPr>
           <w:lang w:val="sw_KE" w:bidi="sw_KE"/>
@@ -763,7 +697,6 @@
       </w:r>
       <w:r>
         <w:rPr>
-          <w:b/>
           <w:lang w:val="sw_KE" w:bidi="sw_KE"/>
         </w:rPr>
         <w:t>Waisraeli</w:t>
@@ -788,18 +721,12 @@
         </w:rPr>
         <w:t xml:space="preserve">Yerusalemu ilikuwa sehemu ya mkoa unaoitwa </w:t>
       </w:r>
-      <w:hyperlink r:id="rId23">
-        <w:r>
-          <w:rPr>
-            <w:lang w:val="sw_KE" w:bidi="sw_KE"/>
-          </w:rPr>
-          <w:rPr>
-            <w:color w:val="0000EE"/>
-            <w:u w:val="single"/>
-          </w:rPr>
-          <w:t>Yudea</w:t>
-        </w:r>
-      </w:hyperlink>
+      <w:r>
+        <w:rPr>
+          <w:lang w:val="sw_KE" w:bidi="sw_KE"/>
+        </w:rPr>
+        <w:t>Yudea</w:t>
+      </w:r>
       <w:r>
         <w:rPr>
           <w:lang w:val="sw_KE" w:bidi="sw_KE"/>
@@ -876,7 +803,6 @@
       </w:r>
       <w:r>
         <w:rPr>
-          <w:b/>
           <w:lang w:val="sw_KE" w:bidi="sw_KE"/>
         </w:rPr>
         <w:t>mmoja</w:t>
@@ -887,18 +813,12 @@
         </w:rPr>
         <w:t xml:space="preserve"> wa wanafunzi wa Yesu. Alikuwa ndugu wa </w:t>
       </w:r>
-      <w:hyperlink r:id="rId24">
-        <w:r>
-          <w:rPr>
-            <w:lang w:val="sw_KE" w:bidi="sw_KE"/>
-          </w:rPr>
-          <w:rPr>
-            <w:color w:val="0000EE"/>
-            <w:u w:val="single"/>
-          </w:rPr>
-          <w:t>Yakobo</w:t>
-        </w:r>
-      </w:hyperlink>
+      <w:r>
+        <w:rPr>
+          <w:lang w:val="sw_KE" w:bidi="sw_KE"/>
+        </w:rPr>
+        <w:t>Yakobo</w:t>
+      </w:r>
       <w:r>
         <w:rPr>
           <w:lang w:val="sw_KE" w:bidi="sw_KE"/>
@@ -933,18 +853,12 @@
         </w:rPr>
         <w:t xml:space="preserve">Mwanafunzi Yohana huenda pia ni mwandishi wa </w:t>
       </w:r>
-      <w:hyperlink r:id="rId25">
-        <w:r>
-          <w:rPr>
-            <w:lang w:val="sw_KE" w:bidi="sw_KE"/>
-          </w:rPr>
-          <w:rPr>
-            <w:color w:val="0000EE"/>
-            <w:u w:val="single"/>
-          </w:rPr>
-          <w:t>Injili</w:t>
-        </w:r>
-      </w:hyperlink>
+      <w:r>
+        <w:rPr>
+          <w:lang w:val="sw_KE" w:bidi="sw_KE"/>
+        </w:rPr>
+        <w:t>Injili</w:t>
+      </w:r>
       <w:r>
         <w:rPr>
           <w:lang w:val="sw_KE" w:bidi="sw_KE"/>
@@ -953,7 +867,6 @@
       </w:r>
       <w:r>
         <w:rPr>
-          <w:b/>
           <w:lang w:val="sw_KE" w:bidi="sw_KE"/>
         </w:rPr>
         <w:t>kitabu</w:t>
@@ -1034,7 +947,6 @@
       </w:r>
       <w:r>
         <w:rPr>
-          <w:b/>
           <w:lang w:val="sw_KE" w:bidi="sw_KE"/>
         </w:rPr>
         <w:t>dhambi</w:t>
@@ -1047,7 +959,6 @@
       </w:r>
       <w:r>
         <w:rPr>
-          <w:b/>
           <w:lang w:val="sw_KE" w:bidi="sw_KE"/>
         </w:rPr>
         <w:t>kukubali</w:t>
@@ -1058,18 +969,12 @@
         </w:rPr>
         <w:t xml:space="preserve"> kuoshwa maalum inayoitwa </w:t>
       </w:r>
-      <w:hyperlink r:id="rId26">
-        <w:r>
-          <w:rPr>
-            <w:lang w:val="sw_KE" w:bidi="sw_KE"/>
-          </w:rPr>
-          <w:rPr>
-            <w:color w:val="0000EE"/>
-            <w:u w:val="single"/>
-          </w:rPr>
-          <w:t>ubatizo</w:t>
-        </w:r>
-      </w:hyperlink>
+      <w:r>
+        <w:rPr>
+          <w:lang w:val="sw_KE" w:bidi="sw_KE"/>
+        </w:rPr>
+        <w:t>ubatizo</w:t>
+      </w:r>
       <w:r>
         <w:rPr>
           <w:lang w:val="sw_KE" w:bidi="sw_KE"/>
@@ -1090,18 +995,12 @@
         </w:rPr>
         <w:t xml:space="preserve">Wazazi wa Yohana walikuwa Zekaria na </w:t>
       </w:r>
-      <w:hyperlink r:id="rId27">
-        <w:r>
-          <w:rPr>
-            <w:lang w:val="sw_KE" w:bidi="sw_KE"/>
-          </w:rPr>
-          <w:rPr>
-            <w:color w:val="0000EE"/>
-            <w:u w:val="single"/>
-          </w:rPr>
-          <w:t>Elizabeti</w:t>
-        </w:r>
-      </w:hyperlink>
+      <w:r>
+        <w:rPr>
+          <w:lang w:val="sw_KE" w:bidi="sw_KE"/>
+        </w:rPr>
+        <w:t>Elizabeti</w:t>
+      </w:r>
       <w:r>
         <w:rPr>
           <w:lang w:val="sw_KE" w:bidi="sw_KE"/>
@@ -1122,126 +1021,84 @@
         </w:rPr>
         <w:t xml:space="preserve">Zekaria alikuwa kuhani na </w:t>
       </w:r>
-      <w:hyperlink r:id="rId28">
-        <w:r>
-          <w:rPr>
-            <w:lang w:val="sw_KE" w:bidi="sw_KE"/>
-          </w:rPr>
-          <w:rPr>
-            <w:color w:val="0000EE"/>
-            <w:u w:val="single"/>
-          </w:rPr>
-          <w:t>alimtumikia</w:t>
-        </w:r>
-      </w:hyperlink>
+      <w:r>
+        <w:rPr>
+          <w:lang w:val="sw_KE" w:bidi="sw_KE"/>
+        </w:rPr>
+        <w:t>alimtumikia</w:t>
+      </w:r>
       <w:r>
         <w:rPr>
           <w:lang w:val="sw_KE" w:bidi="sw_KE"/>
         </w:rPr>
         <w:t xml:space="preserve"> Mungu katika </w:t>
       </w:r>
-      <w:hyperlink r:id="rId19">
-        <w:r>
-          <w:rPr>
-            <w:lang w:val="sw_KE" w:bidi="sw_KE"/>
-          </w:rPr>
-          <w:rPr>
-            <w:color w:val="0000EE"/>
-            <w:u w:val="single"/>
-          </w:rPr>
-          <w:t>hekalu</w:t>
-        </w:r>
-      </w:hyperlink>
+      <w:r>
+        <w:rPr>
+          <w:lang w:val="sw_KE" w:bidi="sw_KE"/>
+        </w:rPr>
+        <w:t>hekalu</w:t>
+      </w:r>
       <w:r>
         <w:rPr>
           <w:lang w:val="sw_KE" w:bidi="sw_KE"/>
         </w:rPr>
         <w:t xml:space="preserve"> iliyokuwa </w:t>
       </w:r>
-      <w:hyperlink r:id="rId29">
-        <w:r>
-          <w:rPr>
-            <w:lang w:val="sw_KE" w:bidi="sw_KE"/>
-          </w:rPr>
-          <w:rPr>
-            <w:color w:val="0000EE"/>
-            <w:u w:val="single"/>
-          </w:rPr>
-          <w:t>Yerusalemu</w:t>
-        </w:r>
-      </w:hyperlink>
+      <w:r>
+        <w:rPr>
+          <w:lang w:val="sw_KE" w:bidi="sw_KE"/>
+        </w:rPr>
+        <w:t>Yerusalemu</w:t>
+      </w:r>
       <w:r>
         <w:rPr>
           <w:lang w:val="sw_KE" w:bidi="sw_KE"/>
         </w:rPr>
         <w:t xml:space="preserve">. Wakati mmoja, wakati mume wake Zekaria alikuwa Hekaluni, </w:t>
       </w:r>
-      <w:hyperlink r:id="rId30">
-        <w:r>
-          <w:rPr>
-            <w:lang w:val="sw_KE" w:bidi="sw_KE"/>
-          </w:rPr>
-          <w:rPr>
-            <w:color w:val="0000EE"/>
-            <w:u w:val="single"/>
-          </w:rPr>
-          <w:t>malaika</w:t>
-        </w:r>
-      </w:hyperlink>
+      <w:r>
+        <w:rPr>
+          <w:lang w:val="sw_KE" w:bidi="sw_KE"/>
+        </w:rPr>
+        <w:t>malaika</w:t>
+      </w:r>
       <w:r>
         <w:rPr>
           <w:lang w:val="sw_KE" w:bidi="sw_KE"/>
         </w:rPr>
         <w:t xml:space="preserve"> alimtokea Zekaria na kumwambia kwamba mke wake Elizabeti atakuwa na mtoto mvulana. Mwana huyu angekuwa mtumishi wa Mungu kama </w:t>
       </w:r>
-      <w:hyperlink r:id="rId31">
-        <w:r>
-          <w:rPr>
-            <w:lang w:val="sw_KE" w:bidi="sw_KE"/>
-          </w:rPr>
-          <w:rPr>
-            <w:color w:val="0000EE"/>
-            <w:u w:val="single"/>
-          </w:rPr>
-          <w:t>nabii</w:t>
-        </w:r>
-      </w:hyperlink>
+      <w:r>
+        <w:rPr>
+          <w:lang w:val="sw_KE" w:bidi="sw_KE"/>
+        </w:rPr>
+        <w:t>nabii</w:t>
+      </w:r>
       <w:r>
         <w:rPr>
           <w:lang w:val="sw_KE" w:bidi="sw_KE"/>
         </w:rPr>
         <w:t xml:space="preserve"> </w:t>
       </w:r>
-      <w:hyperlink r:id="rId32">
-        <w:r>
-          <w:rPr>
-            <w:lang w:val="sw_KE" w:bidi="sw_KE"/>
-          </w:rPr>
-          <w:rPr>
-            <w:color w:val="0000EE"/>
-            <w:u w:val="single"/>
-          </w:rPr>
-          <w:t>Eliya</w:t>
-        </w:r>
-      </w:hyperlink>
+      <w:r>
+        <w:rPr>
+          <w:lang w:val="sw_KE" w:bidi="sw_KE"/>
+        </w:rPr>
+        <w:t>Eliya</w:t>
+      </w:r>
       <w:r>
         <w:rPr>
           <w:lang w:val="sw_KE" w:bidi="sw_KE"/>
         </w:rPr>
         <w:t xml:space="preserve"> alikuwa, na angewaambia watu wa </w:t>
       </w:r>
-      <w:hyperlink r:id="rId22">
-        <w:r>
-          <w:rPr>
-            <w:lang w:val="sw_KE" w:bidi="sw_KE"/>
-          </w:rPr>
-          <w:rPr>
-            <w:color w:val="0000EE"/>
-            <w:u w:val="single"/>
-          </w:rPr>
-          <w:t>Israeli</w:t>
-        </w:r>
-      </w:hyperlink>
+      <w:r>
+        <w:rPr>
+          <w:lang w:val="sw_KE" w:bidi="sw_KE"/>
+        </w:rPr>
+        <w:t>Israeli</w:t>
+      </w:r>
       <w:r>
         <w:rPr>
           <w:lang w:val="sw_KE" w:bidi="sw_KE"/>
@@ -1250,7 +1107,6 @@
       </w:r>
       <w:r>
         <w:rPr>
-          <w:b/>
           <w:lang w:val="sw_KE" w:bidi="sw_KE"/>
         </w:rPr>
         <w:t>yale</w:t>
@@ -1289,54 +1145,36 @@
         </w:rPr>
         <w:t xml:space="preserve">Yohana alipokua, alienda kuishi jangwani, katika </w:t>
       </w:r>
-      <w:hyperlink r:id="rId33">
-        <w:r>
-          <w:rPr>
-            <w:lang w:val="sw_KE" w:bidi="sw_KE"/>
-          </w:rPr>
-          <w:rPr>
-            <w:color w:val="0000EE"/>
-            <w:u w:val="single"/>
-          </w:rPr>
-          <w:t>mahali</w:t>
-        </w:r>
-      </w:hyperlink>
+      <w:r>
+        <w:rPr>
+          <w:lang w:val="sw_KE" w:bidi="sw_KE"/>
+        </w:rPr>
+        <w:t>mahali</w:t>
+      </w:r>
       <w:r>
         <w:rPr>
           <w:lang w:val="sw_KE" w:bidi="sw_KE"/>
         </w:rPr>
         <w:t xml:space="preserve"> pa upweke mbali na watu, karibu na </w:t>
       </w:r>
-      <w:hyperlink r:id="rId34">
-        <w:r>
-          <w:rPr>
-            <w:lang w:val="sw_KE" w:bidi="sw_KE"/>
-          </w:rPr>
-          <w:rPr>
-            <w:color w:val="0000EE"/>
-            <w:u w:val="single"/>
-          </w:rPr>
-          <w:t>Mto Yordani</w:t>
-        </w:r>
-      </w:hyperlink>
+      <w:r>
+        <w:rPr>
+          <w:lang w:val="sw_KE" w:bidi="sw_KE"/>
+        </w:rPr>
+        <w:t>Mto Yordani</w:t>
+      </w:r>
       <w:r>
         <w:rPr>
           <w:lang w:val="sw_KE" w:bidi="sw_KE"/>
         </w:rPr>
         <w:t xml:space="preserve">. Alikula kile tu kilichokuwa kinapatikana katika jangwa-asali na nzige. Alivaa nguo mbovu sana zilizotengenezwa kwa nywele mbaya za </w:t>
       </w:r>
-      <w:hyperlink r:id="rId35">
-        <w:r>
-          <w:rPr>
-            <w:lang w:val="sw_KE" w:bidi="sw_KE"/>
-          </w:rPr>
-          <w:rPr>
-            <w:color w:val="0000EE"/>
-            <w:u w:val="single"/>
-          </w:rPr>
-          <w:t>ngamia</w:t>
-        </w:r>
-      </w:hyperlink>
+      <w:r>
+        <w:rPr>
+          <w:lang w:val="sw_KE" w:bidi="sw_KE"/>
+        </w:rPr>
+        <w:t>ngamia</w:t>
+      </w:r>
       <w:r>
         <w:rPr>
           <w:lang w:val="sw_KE" w:bidi="sw_KE"/>
@@ -1372,7 +1210,6 @@
       </w:r>
       <w:r>
         <w:rPr>
-          <w:b/>
           <w:lang w:val="sw_KE" w:bidi="sw_KE"/>
         </w:rPr>
         <w:t>Wayahudi</w:t>
@@ -1397,36 +1234,24 @@
         </w:rPr>
         <w:t xml:space="preserve">Bila hofu yoyote, Yohana Mbatizaji aliwaambia watu hadharani kile walifanya makosa. Walimu wa kidini wa Wayahudi hawakumpenda Yohana. Wakati huu, Mfalme Herode Antipa alikuwa anatawala juu ya </w:t>
       </w:r>
-      <w:hyperlink r:id="rId23">
-        <w:r>
-          <w:rPr>
-            <w:lang w:val="sw_KE" w:bidi="sw_KE"/>
-          </w:rPr>
-          <w:rPr>
-            <w:color w:val="0000EE"/>
-            <w:u w:val="single"/>
-          </w:rPr>
-          <w:t>Yudea</w:t>
-        </w:r>
-      </w:hyperlink>
+      <w:r>
+        <w:rPr>
+          <w:lang w:val="sw_KE" w:bidi="sw_KE"/>
+        </w:rPr>
+        <w:t>Yudea</w:t>
+      </w:r>
       <w:r>
         <w:rPr>
           <w:lang w:val="sw_KE" w:bidi="sw_KE"/>
         </w:rPr>
         <w:t xml:space="preserve">. Huyu alikuwa mwana wa Mfalme Herode ambaye alikuwa amejaribu kumuua Yesu alipokuwa mtoto. Herode Antipas alikuwa akiishi pamoja na mke wa ndugu yake, na Yohana alimwambia hadharani kwamba hii ilikuwa makosa. Mwanamke huyu alikuwa na hasira na Yohana kwa sababu ya hii, na alijaribu kumuua, lakini Mfalme Herode alikuwa na heshima kwa Yohana na hakutaka kumuua. Lakini </w:t>
       </w:r>
-      <w:hyperlink r:id="rId36">
-        <w:r>
-          <w:rPr>
-            <w:lang w:val="sw_KE" w:bidi="sw_KE"/>
-          </w:rPr>
-          <w:rPr>
-            <w:color w:val="0000EE"/>
-            <w:u w:val="single"/>
-          </w:rPr>
-          <w:t>mfalme</w:t>
-        </w:r>
-      </w:hyperlink>
+      <w:r>
+        <w:rPr>
+          <w:lang w:val="sw_KE" w:bidi="sw_KE"/>
+        </w:rPr>
+        <w:t>mfalme</w:t>
+      </w:r>
       <w:r>
         <w:rPr>
           <w:lang w:val="sw_KE" w:bidi="sw_KE"/>
@@ -1447,18 +1272,12 @@
         </w:rPr>
         <w:t xml:space="preserve">Yohana Mbatizaji alikuwa jamaa Mama yake Elizabeti alikuwa binamu wa mama wa Yesu </w:t>
       </w:r>
-      <w:hyperlink r:id="rId17">
-        <w:r>
-          <w:rPr>
-            <w:lang w:val="sw_KE" w:bidi="sw_KE"/>
-          </w:rPr>
-          <w:rPr>
-            <w:color w:val="0000EE"/>
-            <w:u w:val="single"/>
-          </w:rPr>
-          <w:t>Mariamu</w:t>
-        </w:r>
-      </w:hyperlink>
+      <w:r>
+        <w:rPr>
+          <w:lang w:val="sw_KE" w:bidi="sw_KE"/>
+        </w:rPr>
+        <w:t>Mariamu</w:t>
+      </w:r>
       <w:r>
         <w:rPr>
           <w:lang w:val="sw_KE" w:bidi="sw_KE"/>
@@ -1520,18 +1339,13 @@
         </w:rPr>
         <w:t xml:space="preserve"> ni jina la mkoa katika </w:t>
       </w:r>
-      <w:hyperlink r:id="rId22">
-        <w:r>
-          <w:rPr>
-            <w:lang w:val="sw_KE" w:bidi="sw_KE"/>
-          </w:rPr>
-          <w:rPr>
-            <w:color w:val="0000EE"/>
-            <w:u w:val="single"/>
-          </w:rPr>
-          <w:t>Israeli</w:t>
-        </w:r>
-      </w:hyperlink>
+      <w:r>
+        <w:rPr>
+          <w:b/>
+          <w:lang w:val="sw_KE" w:bidi="sw_KE"/>
+        </w:rPr>
+        <w:t>Israeli</w:t>
+      </w:r>
       <w:r>
         <w:rPr>
           <w:lang w:val="sw_KE" w:bidi="sw_KE"/>
@@ -1552,18 +1366,13 @@
         </w:rPr>
         <w:t xml:space="preserve">Katika wakati wa Yesu, Israeli haikuwa taifa </w:t>
       </w:r>
-      <w:hyperlink r:id="rId37">
-        <w:r>
-          <w:rPr>
-            <w:lang w:val="sw_KE" w:bidi="sw_KE"/>
-          </w:rPr>
-          <w:rPr>
-            <w:color w:val="0000EE"/>
-            <w:u w:val="single"/>
-          </w:rPr>
-          <w:t>huru</w:t>
-        </w:r>
-      </w:hyperlink>
+      <w:r>
+        <w:rPr>
+          <w:b/>
+          <w:lang w:val="sw_KE" w:bidi="sw_KE"/>
+        </w:rPr>
+        <w:t>huru</w:t>
+      </w:r>
       <w:r>
         <w:rPr>
           <w:lang w:val="sw_KE" w:bidi="sw_KE"/>
@@ -1583,36 +1392,26 @@
         </w:rPr>
         <w:t xml:space="preserve"> walitawaliwa na watu wa Kirumi. Warumi hao walikuwa wamegawanya Israeli katika maeneo kadhaa, au majimbo. Majimbo haya yalikuwa Yudea katika kusini, </w:t>
       </w:r>
-      <w:hyperlink r:id="rId38">
-        <w:r>
-          <w:rPr>
-            <w:lang w:val="sw_KE" w:bidi="sw_KE"/>
-          </w:rPr>
-          <w:rPr>
-            <w:color w:val="0000EE"/>
-            <w:u w:val="single"/>
-          </w:rPr>
-          <w:t>Galilaya</w:t>
-        </w:r>
-      </w:hyperlink>
+      <w:r>
+        <w:rPr>
+          <w:b/>
+          <w:lang w:val="sw_KE" w:bidi="sw_KE"/>
+        </w:rPr>
+        <w:t>Galilaya</w:t>
+      </w:r>
       <w:r>
         <w:rPr>
           <w:lang w:val="sw_KE" w:bidi="sw_KE"/>
         </w:rPr>
         <w:t xml:space="preserve"> kaskazini, na </w:t>
       </w:r>
-      <w:hyperlink r:id="rId39">
-        <w:r>
-          <w:rPr>
-            <w:lang w:val="sw_KE" w:bidi="sw_KE"/>
-          </w:rPr>
-          <w:rPr>
-            <w:color w:val="0000EE"/>
-            <w:u w:val="single"/>
-          </w:rPr>
-          <w:t>Samaria</w:t>
-        </w:r>
-      </w:hyperlink>
+      <w:r>
+        <w:rPr>
+          <w:b/>
+          <w:lang w:val="sw_KE" w:bidi="sw_KE"/>
+        </w:rPr>
+        <w:t>Samaria</w:t>
+      </w:r>
       <w:r>
         <w:rPr>
           <w:lang w:val="sw_KE" w:bidi="sw_KE"/>
@@ -1633,36 +1432,26 @@
         </w:rPr>
         <w:t xml:space="preserve">Yudea ilikuwa mahali ambapo mji muhimu zaidi, </w:t>
       </w:r>
-      <w:hyperlink r:id="rId29">
-        <w:r>
-          <w:rPr>
-            <w:lang w:val="sw_KE" w:bidi="sw_KE"/>
-          </w:rPr>
-          <w:rPr>
-            <w:color w:val="0000EE"/>
-            <w:u w:val="single"/>
-          </w:rPr>
-          <w:t>Yerusalemu</w:t>
-        </w:r>
-      </w:hyperlink>
+      <w:r>
+        <w:rPr>
+          <w:b/>
+          <w:lang w:val="sw_KE" w:bidi="sw_KE"/>
+        </w:rPr>
+        <w:t>Yerusalemu</w:t>
+      </w:r>
       <w:r>
         <w:rPr>
           <w:lang w:val="sw_KE" w:bidi="sw_KE"/>
         </w:rPr>
         <w:t xml:space="preserve">, ulikuwa, na kwa </w:t>
       </w:r>
-      <w:hyperlink r:id="rId19">
-        <w:r>
-          <w:rPr>
-            <w:lang w:val="sw_KE" w:bidi="sw_KE"/>
-          </w:rPr>
-          <w:rPr>
-            <w:color w:val="0000EE"/>
-            <w:u w:val="single"/>
-          </w:rPr>
-          <w:t>hivyo</w:t>
-        </w:r>
-      </w:hyperlink>
+      <w:r>
+        <w:rPr>
+          <w:b/>
+          <w:lang w:val="sw_KE" w:bidi="sw_KE"/>
+        </w:rPr>
+        <w:t>hivyo</w:t>
+      </w:r>
       <w:r>
         <w:rPr>
           <w:lang w:val="sw_KE" w:bidi="sw_KE"/>
